--- a/lessons/3-1/homework.docx
+++ b/lessons/3-1/homework.docx
@@ -106,7 +106,55 @@
     </w:p>
     <w:p>
       <w:pPr>
-        <w:spacing w:after="60"/>
+        <w:keepNext/>
+        <w:spacing w:after="20" w:before="80"/>
+        <w:jc w:val="center"/>
+      </w:pPr>
+      <w:r>
+        <w:drawing>
+          <wp:inline distT="0" distB="0" distL="0" distR="0">
+            <wp:extent cx="1047750" cy="790575"/>
+            <wp:effectExtent t="0" r="0" b="0" l="0"/>
+            <wp:docPr id="1" name="" descr="" title=""/>
+            <wp:cNvGraphicFramePr>
+              <a:graphicFrameLocks xmlns:a="http://schemas.openxmlformats.org/drawingml/2006/main" noChangeAspect="1"/>
+            </wp:cNvGraphicFramePr>
+            <a:graphic xmlns:a="http://schemas.openxmlformats.org/drawingml/2006/main">
+              <a:graphicData uri="http://schemas.openxmlformats.org/drawingml/2006/picture">
+                <pic:pic xmlns:pic="http://schemas.openxmlformats.org/drawingml/2006/picture">
+                  <pic:nvPicPr>
+                    <pic:cNvPr id="0" name="" descr=""/>
+                    <pic:cNvPicPr>
+                      <a:picLocks noChangeAspect="1" noChangeArrowheads="1"/>
+                    </pic:cNvPicPr>
+                  </pic:nvPicPr>
+                  <pic:blipFill>
+                    <a:blip r:embed="rId7" cstate="none"/>
+                    <a:srcRect/>
+                    <a:stretch>
+                      <a:fillRect/>
+                    </a:stretch>
+                  </pic:blipFill>
+                  <pic:spPr bwMode="auto">
+                    <a:xfrm>
+                      <a:off x="0" y="0"/>
+                      <a:ext cx="1047750" cy="790575"/>
+                    </a:xfrm>
+                    <a:prstGeom prst="rect">
+                      <a:avLst/>
+                    </a:prstGeom>
+                  </pic:spPr>
+                </pic:pic>
+              </a:graphicData>
+            </a:graphic>
+          </wp:inline>
+        </w:drawing>
+      </w:r>
+    </w:p>
+    <w:p>
+      <w:pPr>
+        <w:keepNext/>
+        <w:spacing w:after="120"/>
       </w:pPr>
       <w:r>
         <w:rPr>
@@ -116,12 +164,60 @@
         <w:t xml:space="preserve">Ratio (Razón)</w:t>
       </w:r>
       <w:r>
-        <w:t xml:space="preserve"> — A comparison of two quantities using division or the word 'to'</w:t>
-      </w:r>
-    </w:p>
-    <w:p>
-      <w:pPr>
-        <w:spacing w:after="60"/>
+        <w:t xml:space="preserve"> — A way to compare two amounts, like 3 to 2.</w:t>
+      </w:r>
+    </w:p>
+    <w:p>
+      <w:pPr>
+        <w:keepNext/>
+        <w:spacing w:after="20" w:before="80"/>
+        <w:jc w:val="center"/>
+      </w:pPr>
+      <w:r>
+        <w:drawing>
+          <wp:inline distT="0" distB="0" distL="0" distR="0">
+            <wp:extent cx="1047750" cy="790575"/>
+            <wp:effectExtent t="0" r="0" b="0" l="0"/>
+            <wp:docPr id="1" name="" descr="" title=""/>
+            <wp:cNvGraphicFramePr>
+              <a:graphicFrameLocks xmlns:a="http://schemas.openxmlformats.org/drawingml/2006/main" noChangeAspect="1"/>
+            </wp:cNvGraphicFramePr>
+            <a:graphic xmlns:a="http://schemas.openxmlformats.org/drawingml/2006/main">
+              <a:graphicData uri="http://schemas.openxmlformats.org/drawingml/2006/picture">
+                <pic:pic xmlns:pic="http://schemas.openxmlformats.org/drawingml/2006/picture">
+                  <pic:nvPicPr>
+                    <pic:cNvPr id="0" name="" descr=""/>
+                    <pic:cNvPicPr>
+                      <a:picLocks noChangeAspect="1" noChangeArrowheads="1"/>
+                    </pic:cNvPicPr>
+                  </pic:nvPicPr>
+                  <pic:blipFill>
+                    <a:blip r:embed="rId7" cstate="none"/>
+                    <a:srcRect/>
+                    <a:stretch>
+                      <a:fillRect/>
+                    </a:stretch>
+                  </pic:blipFill>
+                  <pic:spPr bwMode="auto">
+                    <a:xfrm>
+                      <a:off x="0" y="0"/>
+                      <a:ext cx="1047750" cy="790575"/>
+                    </a:xfrm>
+                    <a:prstGeom prst="rect">
+                      <a:avLst/>
+                    </a:prstGeom>
+                  </pic:spPr>
+                </pic:pic>
+              </a:graphicData>
+            </a:graphic>
+          </wp:inline>
+        </w:drawing>
+      </w:r>
+    </w:p>
+    <w:p>
+      <w:pPr>
+        <w:keepNext/>
+        <w:spacing w:after="120"/>
       </w:pPr>
       <w:r>
         <w:rPr>
@@ -131,12 +227,60 @@
         <w:t xml:space="preserve">Comparison (Comparación)</w:t>
       </w:r>
       <w:r>
-        <w:t xml:space="preserve"> — Examining two or more quantities to see how they relate</w:t>
-      </w:r>
-    </w:p>
-    <w:p>
-      <w:pPr>
-        <w:spacing w:after="60"/>
+        <w:t xml:space="preserve"> — Looking at two or more amounts to see how they are related.</w:t>
+      </w:r>
+    </w:p>
+    <w:p>
+      <w:pPr>
+        <w:keepNext/>
+        <w:spacing w:after="20" w:before="80"/>
+        <w:jc w:val="center"/>
+      </w:pPr>
+      <w:r>
+        <w:drawing>
+          <wp:inline distT="0" distB="0" distL="0" distR="0">
+            <wp:extent cx="1047750" cy="790575"/>
+            <wp:effectExtent t="0" r="0" b="0" l="0"/>
+            <wp:docPr id="1" name="" descr="" title=""/>
+            <wp:cNvGraphicFramePr>
+              <a:graphicFrameLocks xmlns:a="http://schemas.openxmlformats.org/drawingml/2006/main" noChangeAspect="1"/>
+            </wp:cNvGraphicFramePr>
+            <a:graphic xmlns:a="http://schemas.openxmlformats.org/drawingml/2006/main">
+              <a:graphicData uri="http://schemas.openxmlformats.org/drawingml/2006/picture">
+                <pic:pic xmlns:pic="http://schemas.openxmlformats.org/drawingml/2006/picture">
+                  <pic:nvPicPr>
+                    <pic:cNvPr id="0" name="" descr=""/>
+                    <pic:cNvPicPr>
+                      <a:picLocks noChangeAspect="1" noChangeArrowheads="1"/>
+                    </pic:cNvPicPr>
+                  </pic:nvPicPr>
+                  <pic:blipFill>
+                    <a:blip r:embed="rId7" cstate="none"/>
+                    <a:srcRect/>
+                    <a:stretch>
+                      <a:fillRect/>
+                    </a:stretch>
+                  </pic:blipFill>
+                  <pic:spPr bwMode="auto">
+                    <a:xfrm>
+                      <a:off x="0" y="0"/>
+                      <a:ext cx="1047750" cy="790575"/>
+                    </a:xfrm>
+                    <a:prstGeom prst="rect">
+                      <a:avLst/>
+                    </a:prstGeom>
+                  </pic:spPr>
+                </pic:pic>
+              </a:graphicData>
+            </a:graphic>
+          </wp:inline>
+        </w:drawing>
+      </w:r>
+    </w:p>
+    <w:p>
+      <w:pPr>
+        <w:keepNext/>
+        <w:spacing w:after="120"/>
       </w:pPr>
       <w:r>
         <w:rPr>
@@ -146,12 +290,60 @@
         <w:t xml:space="preserve">Part-to-part (Parte a parte)</w:t>
       </w:r>
       <w:r>
-        <w:t xml:space="preserve"> — A ratio that compares one part of a group to another part</w:t>
-      </w:r>
-    </w:p>
-    <w:p>
-      <w:pPr>
-        <w:spacing w:after="60"/>
+        <w:t xml:space="preserve"> — A ratio comparing one part of a group to another part.</w:t>
+      </w:r>
+    </w:p>
+    <w:p>
+      <w:pPr>
+        <w:keepNext/>
+        <w:spacing w:after="20" w:before="80"/>
+        <w:jc w:val="center"/>
+      </w:pPr>
+      <w:r>
+        <w:drawing>
+          <wp:inline distT="0" distB="0" distL="0" distR="0">
+            <wp:extent cx="1047750" cy="790575"/>
+            <wp:effectExtent t="0" r="0" b="0" l="0"/>
+            <wp:docPr id="1" name="" descr="" title=""/>
+            <wp:cNvGraphicFramePr>
+              <a:graphicFrameLocks xmlns:a="http://schemas.openxmlformats.org/drawingml/2006/main" noChangeAspect="1"/>
+            </wp:cNvGraphicFramePr>
+            <a:graphic xmlns:a="http://schemas.openxmlformats.org/drawingml/2006/main">
+              <a:graphicData uri="http://schemas.openxmlformats.org/drawingml/2006/picture">
+                <pic:pic xmlns:pic="http://schemas.openxmlformats.org/drawingml/2006/picture">
+                  <pic:nvPicPr>
+                    <pic:cNvPr id="0" name="" descr=""/>
+                    <pic:cNvPicPr>
+                      <a:picLocks noChangeAspect="1" noChangeArrowheads="1"/>
+                    </pic:cNvPicPr>
+                  </pic:nvPicPr>
+                  <pic:blipFill>
+                    <a:blip r:embed="rId7" cstate="none"/>
+                    <a:srcRect/>
+                    <a:stretch>
+                      <a:fillRect/>
+                    </a:stretch>
+                  </pic:blipFill>
+                  <pic:spPr bwMode="auto">
+                    <a:xfrm>
+                      <a:off x="0" y="0"/>
+                      <a:ext cx="1047750" cy="790575"/>
+                    </a:xfrm>
+                    <a:prstGeom prst="rect">
+                      <a:avLst/>
+                    </a:prstGeom>
+                  </pic:spPr>
+                </pic:pic>
+              </a:graphicData>
+            </a:graphic>
+          </wp:inline>
+        </w:drawing>
+      </w:r>
+    </w:p>
+    <w:p>
+      <w:pPr>
+        <w:keepNext/>
+        <w:spacing w:after="120"/>
       </w:pPr>
       <w:r>
         <w:rPr>
@@ -161,12 +353,60 @@
         <w:t xml:space="preserve">Part-to-whole (Parte a todo)</w:t>
       </w:r>
       <w:r>
-        <w:t xml:space="preserve"> — A ratio that compares one part to the entire group</w:t>
-      </w:r>
-    </w:p>
-    <w:p>
-      <w:pPr>
-        <w:spacing w:after="60"/>
+        <w:t xml:space="preserve"> — A ratio comparing one part to the whole group.</w:t>
+      </w:r>
+    </w:p>
+    <w:p>
+      <w:pPr>
+        <w:keepNext/>
+        <w:spacing w:after="20" w:before="80"/>
+        <w:jc w:val="center"/>
+      </w:pPr>
+      <w:r>
+        <w:drawing>
+          <wp:inline distT="0" distB="0" distL="0" distR="0">
+            <wp:extent cx="1047750" cy="790575"/>
+            <wp:effectExtent t="0" r="0" b="0" l="0"/>
+            <wp:docPr id="1" name="" descr="" title=""/>
+            <wp:cNvGraphicFramePr>
+              <a:graphicFrameLocks xmlns:a="http://schemas.openxmlformats.org/drawingml/2006/main" noChangeAspect="1"/>
+            </wp:cNvGraphicFramePr>
+            <a:graphic xmlns:a="http://schemas.openxmlformats.org/drawingml/2006/main">
+              <a:graphicData uri="http://schemas.openxmlformats.org/drawingml/2006/picture">
+                <pic:pic xmlns:pic="http://schemas.openxmlformats.org/drawingml/2006/picture">
+                  <pic:nvPicPr>
+                    <pic:cNvPr id="0" name="" descr=""/>
+                    <pic:cNvPicPr>
+                      <a:picLocks noChangeAspect="1" noChangeArrowheads="1"/>
+                    </pic:cNvPicPr>
+                  </pic:nvPicPr>
+                  <pic:blipFill>
+                    <a:blip r:embed="rId7" cstate="none"/>
+                    <a:srcRect/>
+                    <a:stretch>
+                      <a:fillRect/>
+                    </a:stretch>
+                  </pic:blipFill>
+                  <pic:spPr bwMode="auto">
+                    <a:xfrm>
+                      <a:off x="0" y="0"/>
+                      <a:ext cx="1047750" cy="790575"/>
+                    </a:xfrm>
+                    <a:prstGeom prst="rect">
+                      <a:avLst/>
+                    </a:prstGeom>
+                  </pic:spPr>
+                </pic:pic>
+              </a:graphicData>
+            </a:graphic>
+          </wp:inline>
+        </w:drawing>
+      </w:r>
+    </w:p>
+    <w:p>
+      <w:pPr>
+        <w:keepNext/>
+        <w:spacing w:after="120"/>
       </w:pPr>
       <w:r>
         <w:rPr>
@@ -176,7 +416,7 @@
         <w:t xml:space="preserve">Colon notation (Notación con dos puntos)</w:t>
       </w:r>
       <w:r>
-        <w:t xml:space="preserve"> — A way to write a ratio using a colon between the two quantities</w:t>
+        <w:t xml:space="preserve"> — Writing a ratio with two dots between the numbers, like 3:2.</w:t>
       </w:r>
     </w:p>
     <w:p>

--- a/lessons/3-1/homework.docx
+++ b/lessons/3-1/homework.docx
@@ -24,7 +24,7 @@
           <w:i/>
           <w:iCs/>
         </w:rPr>
-        <w:t xml:space="preserve">Lesson 3-1  •  Standard 6.RP.1</w:t>
+        <w:t xml:space="preserve">Lesson 3-1  •  Standard 6.AT.1</w:t>
       </w:r>
     </w:p>
     <w:p>
@@ -1033,39 +1033,43 @@
           <w:b/>
           <w:bCs/>
         </w:rPr>
-        <w:t xml:space="preserve">7. A bag has 5 red and 3 blue marbles. What is the ratio of blue to total marbles?</w:t>
-      </w:r>
-    </w:p>
-    <w:p>
-      <w:pPr>
-        <w:spacing w:after="40" w:before="0"/>
-      </w:pPr>
-      <w:r>
-        <w:t xml:space="preserve">     A. 3 to 8</w:t>
-      </w:r>
-    </w:p>
-    <w:p>
-      <w:pPr>
-        <w:spacing w:after="40" w:before="0"/>
-      </w:pPr>
-      <w:r>
-        <w:t xml:space="preserve">     B. 3 to 5</w:t>
-      </w:r>
-    </w:p>
-    <w:p>
-      <w:pPr>
-        <w:spacing w:after="40" w:before="0"/>
-      </w:pPr>
-      <w:r>
-        <w:t xml:space="preserve">     C. 5 to 3</w:t>
-      </w:r>
-    </w:p>
-    <w:p>
-      <w:pPr>
-        <w:spacing w:after="40" w:before="0"/>
-      </w:pPr>
-      <w:r>
-        <w:t xml:space="preserve">     D. 8 to 3</w:t>
+        <w:t xml:space="preserve">7. onLevel — Spot the Common Mistake</w:t>
+      </w:r>
+    </w:p>
+    <w:p>
+      <w:pPr>
+        <w:spacing w:after="40" w:before="0"/>
+      </w:pPr>
+      <w:r>
+        <w:t xml:space="preserve">   Step 1 (Read): A student is working on Understand Ratios.</w:t>
+      </w:r>
+    </w:p>
+    <w:p>
+      <w:pPr>
+        <w:spacing w:after="40" w:before="0"/>
+      </w:pPr>
+      <w:r>
+        <w:t xml:space="preserve">   Step 2 (Attempt): They ignored the rule: A ratio compares two quantities, and the order you write them in matters.</w:t>
+      </w:r>
+    </w:p>
+    <w:p>
+      <w:pPr>
+        <w:spacing w:after="40" w:before="0"/>
+      </w:pPr>
+      <w:r>
+        <w:t xml:space="preserve">   Step 3 (Check): The answer does not match the math rule from class.</w:t>
+      </w:r>
+    </w:p>
+    <w:p>
+      <w:pPr>
+        <w:spacing w:after="60" w:before="0"/>
+      </w:pPr>
+      <w:r>
+        <w:rPr>
+          <w:i/>
+          <w:iCs/>
+        </w:rPr>
+        <w:t xml:space="preserve">Which step has the mistake? Explain and fix it:</w:t>
       </w:r>
     </w:p>
     <w:p>
@@ -1081,6 +1085,28 @@
     </w:p>
     <w:p>
       <w:pPr>
+        <w:spacing w:after="60" w:before="120"/>
+      </w:pPr>
+      <w:r>
+        <w:rPr>
+          <w:color w:val="BBBBBB"/>
+        </w:rPr>
+        <w:t xml:space="preserve">______________________________________________________________________</w:t>
+      </w:r>
+    </w:p>
+    <w:p>
+      <w:pPr>
+        <w:spacing w:after="60" w:before="120"/>
+      </w:pPr>
+      <w:r>
+        <w:rPr>
+          <w:color w:val="BBBBBB"/>
+        </w:rPr>
+        <w:t xml:space="preserve">______________________________________________________________________</w:t>
+      </w:r>
+    </w:p>
+    <w:p>
+      <w:pPr>
         <w:spacing w:after="80" w:before="0"/>
       </w:pPr>
       <w:r>
@@ -1088,39 +1114,39 @@
           <w:b/>
           <w:bCs/>
         </w:rPr>
-        <w:t xml:space="preserve">8. In a class the ratio of boys to girls is 4:5. Which statement must be true?</w:t>
-      </w:r>
-    </w:p>
-    <w:p>
-      <w:pPr>
-        <w:spacing w:after="40" w:before="0"/>
-      </w:pPr>
-      <w:r>
-        <w:t xml:space="preserve">     A. For every 4 boys there are 5 girls</w:t>
-      </w:r>
-    </w:p>
-    <w:p>
-      <w:pPr>
-        <w:spacing w:after="40" w:before="0"/>
-      </w:pPr>
-      <w:r>
-        <w:t xml:space="preserve">     B. There are exactly 9 students</w:t>
-      </w:r>
-    </w:p>
-    <w:p>
-      <w:pPr>
-        <w:spacing w:after="40" w:before="0"/>
-      </w:pPr>
-      <w:r>
-        <w:t xml:space="preserve">     C. There are more boys than girls</w:t>
-      </w:r>
-    </w:p>
-    <w:p>
-      <w:pPr>
-        <w:spacing w:after="40" w:before="0"/>
-      </w:pPr>
-      <w:r>
-        <w:t xml:space="preserve">     D. Half the class is boys</w:t>
+        <w:t xml:space="preserve">8. Prep Bowl A: Chef Reyes stirs 7 cups of flour with 4 cups of water to make dough. What is the part-to-part ratio of flour to water?</w:t>
+      </w:r>
+    </w:p>
+    <w:p>
+      <w:pPr>
+        <w:spacing w:after="40" w:before="0"/>
+      </w:pPr>
+      <w:r>
+        <w:t xml:space="preserve">     A. 7:4</w:t>
+      </w:r>
+    </w:p>
+    <w:p>
+      <w:pPr>
+        <w:spacing w:after="40" w:before="0"/>
+      </w:pPr>
+      <w:r>
+        <w:t xml:space="preserve">     B. 4:7</w:t>
+      </w:r>
+    </w:p>
+    <w:p>
+      <w:pPr>
+        <w:spacing w:after="40" w:before="0"/>
+      </w:pPr>
+      <w:r>
+        <w:t xml:space="preserve">     C. 7:11</w:t>
+      </w:r>
+    </w:p>
+    <w:p>
+      <w:pPr>
+        <w:spacing w:after="40" w:before="0"/>
+      </w:pPr>
+      <w:r>
+        <w:t xml:space="preserve">     D. 11:4</w:t>
       </w:r>
     </w:p>
     <w:p>
@@ -1143,39 +1169,39 @@
           <w:b/>
           <w:bCs/>
         </w:rPr>
-        <w:t xml:space="preserve">9. A recipe uses 2 cups of rice to 3 cups of water. What is the ratio of rice to water?</w:t>
-      </w:r>
-    </w:p>
-    <w:p>
-      <w:pPr>
-        <w:spacing w:after="40" w:before="0"/>
-      </w:pPr>
-      <w:r>
-        <w:t xml:space="preserve">     A. 2:3</w:t>
-      </w:r>
-    </w:p>
-    <w:p>
-      <w:pPr>
-        <w:spacing w:after="40" w:before="0"/>
-      </w:pPr>
-      <w:r>
-        <w:t xml:space="preserve">     B. 3:2</w:t>
-      </w:r>
-    </w:p>
-    <w:p>
-      <w:pPr>
-        <w:spacing w:after="40" w:before="0"/>
-      </w:pPr>
-      <w:r>
-        <w:t xml:space="preserve">     C. 2:5</w:t>
-      </w:r>
-    </w:p>
-    <w:p>
-      <w:pPr>
-        <w:spacing w:after="40" w:before="0"/>
-      </w:pPr>
-      <w:r>
-        <w:t xml:space="preserve">     D. 5:3</w:t>
+        <w:t xml:space="preserve">9. Kitchen Crew: A cooking class has 5 student chefs and 7 student helpers, for 12 students in all. What is the part-to-whole ratio of student chefs to the whole class?</w:t>
+      </w:r>
+    </w:p>
+    <w:p>
+      <w:pPr>
+        <w:spacing w:after="40" w:before="0"/>
+      </w:pPr>
+      <w:r>
+        <w:t xml:space="preserve">     A. 5:12</w:t>
+      </w:r>
+    </w:p>
+    <w:p>
+      <w:pPr>
+        <w:spacing w:after="40" w:before="0"/>
+      </w:pPr>
+      <w:r>
+        <w:t xml:space="preserve">     B. 5:7</w:t>
+      </w:r>
+    </w:p>
+    <w:p>
+      <w:pPr>
+        <w:spacing w:after="40" w:before="0"/>
+      </w:pPr>
+      <w:r>
+        <w:t xml:space="preserve">     C. 7:12</w:t>
+      </w:r>
+    </w:p>
+    <w:p>
+      <w:pPr>
+        <w:spacing w:after="40" w:before="0"/>
+      </w:pPr>
+      <w:r>
+        <w:t xml:space="preserve">     D. 12:5</w:t>
       </w:r>
     </w:p>
     <w:p>
@@ -1198,39 +1224,39 @@
           <w:b/>
           <w:bCs/>
         </w:rPr>
-        <w:t xml:space="preserve">10. There are 6 cats and 9 dogs. What is the ratio of cats to dogs in simplest form?</w:t>
-      </w:r>
-    </w:p>
-    <w:p>
-      <w:pPr>
-        <w:spacing w:after="40" w:before="0"/>
-      </w:pPr>
-      <w:r>
-        <w:t xml:space="preserve">     A. 2:3</w:t>
-      </w:r>
-    </w:p>
-    <w:p>
-      <w:pPr>
-        <w:spacing w:after="40" w:before="0"/>
-      </w:pPr>
-      <w:r>
-        <w:t xml:space="preserve">     B. 6:9</w:t>
-      </w:r>
-    </w:p>
-    <w:p>
-      <w:pPr>
-        <w:spacing w:after="40" w:before="0"/>
-      </w:pPr>
-      <w:r>
-        <w:t xml:space="preserve">     C. 3:2</w:t>
-      </w:r>
-    </w:p>
-    <w:p>
-      <w:pPr>
-        <w:spacing w:after="40" w:before="0"/>
-      </w:pPr>
-      <w:r>
-        <w:t xml:space="preserve">     D. 2:5</w:t>
+        <w:t xml:space="preserve">10. “For every” language: Chef Reyes says, “My glaze uses 9 spoons of honey for every 4 spoons of lemon.” Written in colon notation, the ratio of honey to lemon is:</w:t>
+      </w:r>
+    </w:p>
+    <w:p>
+      <w:pPr>
+        <w:spacing w:after="40" w:before="0"/>
+      </w:pPr>
+      <w:r>
+        <w:t xml:space="preserve">     A. 9:4</w:t>
+      </w:r>
+    </w:p>
+    <w:p>
+      <w:pPr>
+        <w:spacing w:after="40" w:before="0"/>
+      </w:pPr>
+      <w:r>
+        <w:t xml:space="preserve">     B. 4:9</w:t>
+      </w:r>
+    </w:p>
+    <w:p>
+      <w:pPr>
+        <w:spacing w:after="40" w:before="0"/>
+      </w:pPr>
+      <w:r>
+        <w:t xml:space="preserve">     C. 9:13</w:t>
+      </w:r>
+    </w:p>
+    <w:p>
+      <w:pPr>
+        <w:spacing w:after="40" w:before="0"/>
+      </w:pPr>
+      <w:r>
+        <w:t xml:space="preserve">     D. 13:4</w:t>
       </w:r>
     </w:p>
     <w:p>
@@ -1276,10 +1302,22 @@
     </w:p>
     <w:p>
       <w:pPr>
+        <w:spacing w:after="20" w:before="0"/>
+      </w:pPr>
+      <w:r>
+        <w:t xml:space="preserve">     A ratio compares quantities in the order given. Milk to cream = 4 to 1, or 4:1.</w:t>
+      </w:r>
+    </w:p>
+    <w:p>
+      <w:pPr>
         <w:spacing w:after="80" w:before="0"/>
       </w:pPr>
       <w:r>
-        <w:t xml:space="preserve">     A ratio compares quantities in the order given. Milk to cream = 4 to 1, or 4:1.</w:t>
+        <w:rPr>
+          <w:i/>
+          <w:iCs/>
+        </w:rPr>
+        <w:t xml:space="preserve">     Watch for: A common mistake in Understand Ratios is skipping the key idea: "A ratio compares two quantities, and the order you write them in matters." — always check your work against this rule before you submit.</w:t>
       </w:r>
     </w:p>
     <w:p>
@@ -1296,10 +1334,22 @@
     </w:p>
     <w:p>
       <w:pPr>
+        <w:spacing w:after="20" w:before="0"/>
+      </w:pPr>
+      <w:r>
+        <w:t xml:space="preserve">     Total fruit = 6 + 2 = 8. The part-to-whole ratio of bananas to total fruit is 2:8.</w:t>
+      </w:r>
+    </w:p>
+    <w:p>
+      <w:pPr>
         <w:spacing w:after="80" w:before="0"/>
       </w:pPr>
       <w:r>
-        <w:t xml:space="preserve">     Total fruit = 6 + 2 = 8. The part-to-whole ratio of bananas to total fruit is 2:8.</w:t>
+        <w:rPr>
+          <w:i/>
+          <w:iCs/>
+        </w:rPr>
+        <w:t xml:space="preserve">     Watch for: A common mistake in Understand Ratios is skipping the key idea: "A ratio compares two quantities, and the order you write them in matters." — always check your work against this rule before you submit.</w:t>
       </w:r>
     </w:p>
     <w:p>
@@ -1384,10 +1434,22 @@
     </w:p>
     <w:p>
       <w:pPr>
+        <w:spacing w:after="20" w:before="0"/>
+      </w:pPr>
+      <w:r>
+        <w:t xml:space="preserve">     The ratio of pineapple to melon compares pineapple (3) to melon (5), so the ratio is 3:5.</w:t>
+      </w:r>
+    </w:p>
+    <w:p>
+      <w:pPr>
         <w:spacing w:after="80" w:before="0"/>
       </w:pPr>
       <w:r>
-        <w:t xml:space="preserve">     The ratio of pineapple to melon compares pineapple (3) to melon (5), so the ratio is 3:5.</w:t>
+        <w:rPr>
+          <w:i/>
+          <w:iCs/>
+        </w:rPr>
+        <w:t xml:space="preserve">     Watch for: A common mistake in Understand Ratios is skipping the key idea: "A ratio compares two quantities, and the order you write them in matters." — always check your work against this rule before you submit.</w:t>
       </w:r>
     </w:p>
     <w:p>
@@ -1472,22 +1534,70 @@
     </w:p>
     <w:p>
       <w:pPr>
+        <w:spacing w:after="20" w:before="0"/>
+      </w:pPr>
+      <w:r>
+        <w:t xml:space="preserve">     Total vehicles = 10 + 6 = 16. The ratio of trucks to total is 6:16.</w:t>
+      </w:r>
+    </w:p>
+    <w:p>
+      <w:pPr>
         <w:spacing w:after="80" w:before="0"/>
       </w:pPr>
       <w:r>
-        <w:t xml:space="preserve">     Total vehicles = 10 + 6 = 16. The ratio of trucks to total is 6:16.</w:t>
-      </w:r>
-    </w:p>
-    <w:p>
-      <w:pPr>
-        <w:spacing w:after="40" w:before="0"/>
-      </w:pPr>
-      <w:r>
-        <w:rPr>
-          <w:b/>
-          <w:bCs/>
-        </w:rPr>
-        <w:t xml:space="preserve">7. A. 3 to 8</w:t>
+        <w:rPr>
+          <w:i/>
+          <w:iCs/>
+        </w:rPr>
+        <w:t xml:space="preserve">     Watch for: A common mistake in Understand Ratios is skipping the key idea: "A ratio compares two quantities, and the order you write them in matters." — always check your work against this rule before you submit.</w:t>
+      </w:r>
+    </w:p>
+    <w:p>
+      <w:pPr>
+        <w:spacing w:after="40" w:before="0"/>
+      </w:pPr>
+      <w:r>
+        <w:rPr>
+          <w:b/>
+          <w:bCs/>
+        </w:rPr>
+        <w:t xml:space="preserve">7. onLevel — Spot the Common Mistake</w:t>
+      </w:r>
+    </w:p>
+    <w:p>
+      <w:pPr>
+        <w:spacing w:after="20" w:before="0"/>
+      </w:pPr>
+      <w:r>
+        <w:t xml:space="preserve">     The mistake is in Step 2.</w:t>
+      </w:r>
+    </w:p>
+    <w:p>
+      <w:pPr>
+        <w:spacing w:after="20" w:before="0"/>
+      </w:pPr>
+      <w:r>
+        <w:t xml:space="preserve">     Correct work: Follow the key idea: A ratio compares two quantities, and the order you write them in matters.</w:t>
+      </w:r>
+    </w:p>
+    <w:p>
+      <w:pPr>
+        <w:spacing w:after="40" w:before="0"/>
+      </w:pPr>
+      <w:r>
+        <w:rPr>
+          <w:b/>
+          <w:bCs/>
+        </w:rPr>
+        <w:t xml:space="preserve">8. A. 7:4</w:t>
+      </w:r>
+    </w:p>
+    <w:p>
+      <w:pPr>
+        <w:spacing w:after="20" w:before="0"/>
+      </w:pPr>
+      <w:r>
+        <w:t xml:space="preserve">     Part-to-part compares the two ingredients in the order named. Flour to water = 7 to 4, written 7:4.</w:t>
       </w:r>
     </w:p>
     <w:p>
@@ -1495,19 +1605,31 @@
         <w:spacing w:after="80" w:before="0"/>
       </w:pPr>
       <w:r>
-        <w:t xml:space="preserve">     There are 3 blue and 5 + 3 = 8 total, so blue to total is 3 to 8.</w:t>
-      </w:r>
-    </w:p>
-    <w:p>
-      <w:pPr>
-        <w:spacing w:after="40" w:before="0"/>
-      </w:pPr>
-      <w:r>
-        <w:rPr>
-          <w:b/>
-          <w:bCs/>
-        </w:rPr>
-        <w:t xml:space="preserve">8. A. For every 4 boys there are 5 girls</w:t>
+        <w:rPr>
+          <w:i/>
+          <w:iCs/>
+        </w:rPr>
+        <w:t xml:space="preserve">     Watch for: A common mistake in Understand Ratios is skipping the key idea: "A ratio compares two quantities, and the order you write them in matters." — always check your work against this rule before you submit.</w:t>
+      </w:r>
+    </w:p>
+    <w:p>
+      <w:pPr>
+        <w:spacing w:after="40" w:before="0"/>
+      </w:pPr>
+      <w:r>
+        <w:rPr>
+          <w:b/>
+          <w:bCs/>
+        </w:rPr>
+        <w:t xml:space="preserve">9. A. 5:12</w:t>
+      </w:r>
+    </w:p>
+    <w:p>
+      <w:pPr>
+        <w:spacing w:after="20" w:before="0"/>
+      </w:pPr>
+      <w:r>
+        <w:t xml:space="preserve">     The whole class is 5 + 7 = 12 students. Part-to-whole compares one part to the total, so chefs to whole class is 5:12.</w:t>
       </w:r>
     </w:p>
     <w:p>
@@ -1515,19 +1637,31 @@
         <w:spacing w:after="80" w:before="0"/>
       </w:pPr>
       <w:r>
-        <w:t xml:space="preserve">     A 4:5 ratio means 4 boys for every 5 girls. The actual totals could be 8:10, 12:15, etc.</w:t>
-      </w:r>
-    </w:p>
-    <w:p>
-      <w:pPr>
-        <w:spacing w:after="40" w:before="0"/>
-      </w:pPr>
-      <w:r>
-        <w:rPr>
-          <w:b/>
-          <w:bCs/>
-        </w:rPr>
-        <w:t xml:space="preserve">9. A. 2:3</w:t>
+        <w:rPr>
+          <w:i/>
+          <w:iCs/>
+        </w:rPr>
+        <w:t xml:space="preserve">     Watch for: A common mistake in Understand Ratios is skipping the key idea: "A ratio compares two quantities, and the order you write them in matters." — always check your work against this rule before you submit.</w:t>
+      </w:r>
+    </w:p>
+    <w:p>
+      <w:pPr>
+        <w:spacing w:after="40" w:before="0"/>
+      </w:pPr>
+      <w:r>
+        <w:rPr>
+          <w:b/>
+          <w:bCs/>
+        </w:rPr>
+        <w:t xml:space="preserve">10. A. 9:4</w:t>
+      </w:r>
+    </w:p>
+    <w:p>
+      <w:pPr>
+        <w:spacing w:after="20" w:before="0"/>
+      </w:pPr>
+      <w:r>
+        <w:t xml:space="preserve">     “For every 9 honey to 4 lemon” is a part-to-part comparison. In colon notation, honey to lemon is 9:4.</w:t>
       </w:r>
     </w:p>
     <w:p>
@@ -1535,27 +1669,11 @@
         <w:spacing w:after="80" w:before="0"/>
       </w:pPr>
       <w:r>
-        <w:t xml:space="preserve">     Rice to water is 2 to 3, written 2:3.</w:t>
-      </w:r>
-    </w:p>
-    <w:p>
-      <w:pPr>
-        <w:spacing w:after="40" w:before="0"/>
-      </w:pPr>
-      <w:r>
-        <w:rPr>
-          <w:b/>
-          <w:bCs/>
-        </w:rPr>
-        <w:t xml:space="preserve">10. A. 2:3</w:t>
-      </w:r>
-    </w:p>
-    <w:p>
-      <w:pPr>
-        <w:spacing w:after="80" w:before="0"/>
-      </w:pPr>
-      <w:r>
-        <w:t xml:space="preserve">     6:9 divides by 3 to give 2:3.</w:t>
+        <w:rPr>
+          <w:i/>
+          <w:iCs/>
+        </w:rPr>
+        <w:t xml:space="preserve">     Watch for: A common mistake in Understand Ratios is skipping the key idea: "A ratio compares two quantities, and the order you write them in matters." — always check your work against this rule before you submit.</w:t>
       </w:r>
     </w:p>
     <w:sectPr>

--- a/lessons/3-1/homework.docx
+++ b/lessons/3-1/homework.docx
@@ -1033,31 +1033,39 @@
           <w:b/>
           <w:bCs/>
         </w:rPr>
-        <w:t xml:space="preserve">7. onLevel — Spot the Common Mistake</w:t>
-      </w:r>
-    </w:p>
-    <w:p>
-      <w:pPr>
-        <w:spacing w:after="40" w:before="0"/>
-      </w:pPr>
-      <w:r>
-        <w:t xml:space="preserve">   Step 1 (Read): A student is working on Understand Ratios.</w:t>
-      </w:r>
-    </w:p>
-    <w:p>
-      <w:pPr>
-        <w:spacing w:after="40" w:before="0"/>
-      </w:pPr>
-      <w:r>
-        <w:t xml:space="preserve">   Step 2 (Attempt): They ignored the rule: A ratio compares two quantities, and the order you write them in matters.</w:t>
-      </w:r>
-    </w:p>
-    <w:p>
-      <w:pPr>
-        <w:spacing w:after="40" w:before="0"/>
-      </w:pPr>
-      <w:r>
-        <w:t xml:space="preserve">   Step 3 (Check): The answer does not match the math rule from class.</w:t>
+        <w:t xml:space="preserve">7. Spot the Mistake — Part-to-Whole Ratio</w:t>
+      </w:r>
+    </w:p>
+    <w:p>
+      <w:pPr>
+        <w:spacing w:after="40" w:before="0"/>
+      </w:pPr>
+      <w:r>
+        <w:t xml:space="preserve">   Step 1 (Read the problem): A class has 9 boys and 6 girls. Write the part-to-whole ratio of girls to the whole class.</w:t>
+      </w:r>
+    </w:p>
+    <w:p>
+      <w:pPr>
+        <w:spacing w:after="40" w:before="0"/>
+      </w:pPr>
+      <w:r>
+        <w:t xml:space="preserve">   Step 2 (Count the whole): 9 + 6 = 15 students in all.</w:t>
+      </w:r>
+    </w:p>
+    <w:p>
+      <w:pPr>
+        <w:spacing w:after="40" w:before="0"/>
+      </w:pPr>
+      <w:r>
+        <w:t xml:space="preserve">   Step 3 (Write the ratio): A student writes girls to the whole class as 6:9.</w:t>
+      </w:r>
+    </w:p>
+    <w:p>
+      <w:pPr>
+        <w:spacing w:after="40" w:before="0"/>
+      </w:pPr>
+      <w:r>
+        <w:t xml:space="preserve">   Step 4 (Answer): The part-to-whole ratio of girls to the whole class is 6:9.</w:t>
       </w:r>
     </w:p>
     <w:p>
@@ -1317,7 +1325,7 @@
           <w:i/>
           <w:iCs/>
         </w:rPr>
-        <w:t xml:space="preserve">     Watch for: A common mistake in Understand Ratios is skipping the key idea: "A ratio compares two quantities, and the order you write them in matters." — always check your work against this rule before you submit.</w:t>
+        <w:t xml:space="preserve">     Watch for: A common mistake in Understand Ratios is writing the ratio in the wrong order: when asked for the ratio of apple juice to sparkling water in a recipe that uses 3 cups of apple juice for every 2 cups of sparkling water, some students write 2:3 (sparkling water to apple juice) because they list the ingredients in whatever order comes to mind rather than the order the question asks for. The two ratios describe different drinks — 3:2 means 3 cups of juice for every 2 cups of water, while 2:3 would mean only 2 cups of juice for every 3 cups of water. Always match the order of your ratio to the order named in the question: "apple juice to sparkling water" means the apple juice number comes first, giving 3:2.</w:t>
       </w:r>
     </w:p>
     <w:p>
@@ -1349,7 +1357,7 @@
           <w:i/>
           <w:iCs/>
         </w:rPr>
-        <w:t xml:space="preserve">     Watch for: A common mistake in Understand Ratios is skipping the key idea: "A ratio compares two quantities, and the order you write them in matters." — always check your work against this rule before you submit.</w:t>
+        <w:t xml:space="preserve">     Watch for: A common mistake in Understand Ratios is writing the ratio in the wrong order: when asked for the ratio of apple juice to sparkling water in a recipe that uses 3 cups of apple juice for every 2 cups of sparkling water, some students write 2:3 (sparkling water to apple juice) because they list the ingredients in whatever order comes to mind rather than the order the question asks for. The two ratios describe different drinks — 3:2 means 3 cups of juice for every 2 cups of water, while 2:3 would mean only 2 cups of juice for every 3 cups of water. Always match the order of your ratio to the order named in the question: "apple juice to sparkling water" means the apple juice number comes first, giving 3:2.</w:t>
       </w:r>
     </w:p>
     <w:p>
@@ -1449,7 +1457,7 @@
           <w:i/>
           <w:iCs/>
         </w:rPr>
-        <w:t xml:space="preserve">     Watch for: A common mistake in Understand Ratios is skipping the key idea: "A ratio compares two quantities, and the order you write them in matters." — always check your work against this rule before you submit.</w:t>
+        <w:t xml:space="preserve">     Watch for: A common mistake in Understand Ratios is writing the ratio in the wrong order: when asked for the ratio of apple juice to sparkling water in a recipe that uses 3 cups of apple juice for every 2 cups of sparkling water, some students write 2:3 (sparkling water to apple juice) because they list the ingredients in whatever order comes to mind rather than the order the question asks for. The two ratios describe different drinks — 3:2 means 3 cups of juice for every 2 cups of water, while 2:3 would mean only 2 cups of juice for every 3 cups of water. Always match the order of your ratio to the order named in the question: "apple juice to sparkling water" means the apple juice number comes first, giving 3:2.</w:t>
       </w:r>
     </w:p>
     <w:p>
@@ -1549,19 +1557,19 @@
           <w:i/>
           <w:iCs/>
         </w:rPr>
-        <w:t xml:space="preserve">     Watch for: A common mistake in Understand Ratios is skipping the key idea: "A ratio compares two quantities, and the order you write them in matters." — always check your work against this rule before you submit.</w:t>
-      </w:r>
-    </w:p>
-    <w:p>
-      <w:pPr>
-        <w:spacing w:after="40" w:before="0"/>
-      </w:pPr>
-      <w:r>
-        <w:rPr>
-          <w:b/>
-          <w:bCs/>
-        </w:rPr>
-        <w:t xml:space="preserve">7. onLevel — Spot the Common Mistake</w:t>
+        <w:t xml:space="preserve">     Watch for: A common mistake in Understand Ratios is writing the ratio in the wrong order: when asked for the ratio of apple juice to sparkling water in a recipe that uses 3 cups of apple juice for every 2 cups of sparkling water, some students write 2:3 (sparkling water to apple juice) because they list the ingredients in whatever order comes to mind rather than the order the question asks for. The two ratios describe different drinks — 3:2 means 3 cups of juice for every 2 cups of water, while 2:3 would mean only 2 cups of juice for every 3 cups of water. Always match the order of your ratio to the order named in the question: "apple juice to sparkling water" means the apple juice number comes first, giving 3:2.</w:t>
+      </w:r>
+    </w:p>
+    <w:p>
+      <w:pPr>
+        <w:spacing w:after="40" w:before="0"/>
+      </w:pPr>
+      <w:r>
+        <w:rPr>
+          <w:b/>
+          <w:bCs/>
+        </w:rPr>
+        <w:t xml:space="preserve">7. Spot the Mistake — Part-to-Whole Ratio</w:t>
       </w:r>
     </w:p>
     <w:p>
@@ -1569,7 +1577,7 @@
         <w:spacing w:after="20" w:before="0"/>
       </w:pPr>
       <w:r>
-        <w:t xml:space="preserve">     The mistake is in Step 2.</w:t>
+        <w:t xml:space="preserve">     The mistake is in Step 3.</w:t>
       </w:r>
     </w:p>
     <w:p>
@@ -1577,7 +1585,7 @@
         <w:spacing w:after="20" w:before="0"/>
       </w:pPr>
       <w:r>
-        <w:t xml:space="preserve">     Correct work: Follow the key idea: A ratio compares two quantities, and the order you write them in matters.</w:t>
+        <w:t xml:space="preserve">     Correct work: Part-to-whole compares the part to the WHOLE (15), not to the other part. There are 6 girls and 15 students total, so the correct ratio is 6:15.</w:t>
       </w:r>
     </w:p>
     <w:p>
@@ -1609,7 +1617,7 @@
           <w:i/>
           <w:iCs/>
         </w:rPr>
-        <w:t xml:space="preserve">     Watch for: A common mistake in Understand Ratios is skipping the key idea: "A ratio compares two quantities, and the order you write them in matters." — always check your work against this rule before you submit.</w:t>
+        <w:t xml:space="preserve">     Watch for: A common mistake in Understand Ratios is writing the ratio in the wrong order: when asked for the ratio of apple juice to sparkling water in a recipe that uses 3 cups of apple juice for every 2 cups of sparkling water, some students write 2:3 (sparkling water to apple juice) because they list the ingredients in whatever order comes to mind rather than the order the question asks for. The two ratios describe different drinks — 3:2 means 3 cups of juice for every 2 cups of water, while 2:3 would mean only 2 cups of juice for every 3 cups of water. Always match the order of your ratio to the order named in the question: "apple juice to sparkling water" means the apple juice number comes first, giving 3:2.</w:t>
       </w:r>
     </w:p>
     <w:p>
@@ -1641,7 +1649,7 @@
           <w:i/>
           <w:iCs/>
         </w:rPr>
-        <w:t xml:space="preserve">     Watch for: A common mistake in Understand Ratios is skipping the key idea: "A ratio compares two quantities, and the order you write them in matters." — always check your work against this rule before you submit.</w:t>
+        <w:t xml:space="preserve">     Watch for: A common mistake in Understand Ratios is writing the ratio in the wrong order: when asked for the ratio of apple juice to sparkling water in a recipe that uses 3 cups of apple juice for every 2 cups of sparkling water, some students write 2:3 (sparkling water to apple juice) because they list the ingredients in whatever order comes to mind rather than the order the question asks for. The two ratios describe different drinks — 3:2 means 3 cups of juice for every 2 cups of water, while 2:3 would mean only 2 cups of juice for every 3 cups of water. Always match the order of your ratio to the order named in the question: "apple juice to sparkling water" means the apple juice number comes first, giving 3:2.</w:t>
       </w:r>
     </w:p>
     <w:p>
@@ -1673,7 +1681,7 @@
           <w:i/>
           <w:iCs/>
         </w:rPr>
-        <w:t xml:space="preserve">     Watch for: A common mistake in Understand Ratios is skipping the key idea: "A ratio compares two quantities, and the order you write them in matters." — always check your work against this rule before you submit.</w:t>
+        <w:t xml:space="preserve">     Watch for: A common mistake in Understand Ratios is writing the ratio in the wrong order: when asked for the ratio of apple juice to sparkling water in a recipe that uses 3 cups of apple juice for every 2 cups of sparkling water, some students write 2:3 (sparkling water to apple juice) because they list the ingredients in whatever order comes to mind rather than the order the question asks for. The two ratios describe different drinks — 3:2 means 3 cups of juice for every 2 cups of water, while 2:3 would mean only 2 cups of juice for every 3 cups of water. Always match the order of your ratio to the order named in the question: "apple juice to sparkling water" means the apple juice number comes first, giving 3:2.</w:t>
       </w:r>
     </w:p>
     <w:sectPr>

--- a/lessons/3-1/homework.docx
+++ b/lessons/3-1/homework.docx
@@ -161,10 +161,10 @@
           <w:b/>
           <w:bCs/>
         </w:rPr>
-        <w:t xml:space="preserve">Ratio (Razón)</w:t>
-      </w:r>
-      <w:r>
-        <w:t xml:space="preserve"> — A way to compare two amounts, like 3 to 2.</w:t>
+        <w:t xml:space="preserve">Understand Ratios (Comprender razones)</w:t>
+      </w:r>
+      <w:r>
+        <w:t xml:space="preserve"> — Use a ratio to compare two quantities by division.</w:t>
       </w:r>
     </w:p>
     <w:p>
@@ -192,7 +192,7 @@
                     </pic:cNvPicPr>
                   </pic:nvPicPr>
                   <pic:blipFill>
-                    <a:blip r:embed="rId7" cstate="none"/>
+                    <a:blip r:embed="rId8" cstate="none"/>
                     <a:srcRect/>
                     <a:stretch>
                       <a:fillRect/>
@@ -224,10 +224,10 @@
           <w:b/>
           <w:bCs/>
         </w:rPr>
-        <w:t xml:space="preserve">Comparison (Comparación)</w:t>
-      </w:r>
-      <w:r>
-        <w:t xml:space="preserve"> — Looking at two or more amounts to see how they are related.</w:t>
+        <w:t xml:space="preserve">Ratio (Razón)</w:t>
+      </w:r>
+      <w:r>
+        <w:t xml:space="preserve"> — A way to compare two amounts, like 3 to 2.</w:t>
       </w:r>
     </w:p>
     <w:p>
@@ -255,7 +255,7 @@
                     </pic:cNvPicPr>
                   </pic:nvPicPr>
                   <pic:blipFill>
-                    <a:blip r:embed="rId7" cstate="none"/>
+                    <a:blip r:embed="rId8" cstate="none"/>
                     <a:srcRect/>
                     <a:stretch>
                       <a:fillRect/>
@@ -287,10 +287,10 @@
           <w:b/>
           <w:bCs/>
         </w:rPr>
-        <w:t xml:space="preserve">Part-to-part (Parte a parte)</w:t>
-      </w:r>
-      <w:r>
-        <w:t xml:space="preserve"> — A ratio comparing one part of a group to another part.</w:t>
+        <w:t xml:space="preserve">Comparison (Comparación)</w:t>
+      </w:r>
+      <w:r>
+        <w:t xml:space="preserve"> — Looking at two or more amounts to see how they are related.</w:t>
       </w:r>
     </w:p>
     <w:p>
@@ -318,7 +318,7 @@
                     </pic:cNvPicPr>
                   </pic:nvPicPr>
                   <pic:blipFill>
-                    <a:blip r:embed="rId7" cstate="none"/>
+                    <a:blip r:embed="rId9" cstate="none"/>
                     <a:srcRect/>
                     <a:stretch>
                       <a:fillRect/>
@@ -350,10 +350,10 @@
           <w:b/>
           <w:bCs/>
         </w:rPr>
-        <w:t xml:space="preserve">Part-to-whole (Parte a todo)</w:t>
-      </w:r>
-      <w:r>
-        <w:t xml:space="preserve"> — A ratio comparing one part to the whole group.</w:t>
+        <w:t xml:space="preserve">Part-to-part (Parte a parte)</w:t>
+      </w:r>
+      <w:r>
+        <w:t xml:space="preserve"> — A ratio comparing one part of a group to another part.</w:t>
       </w:r>
     </w:p>
     <w:p>
@@ -381,7 +381,70 @@
                     </pic:cNvPicPr>
                   </pic:nvPicPr>
                   <pic:blipFill>
-                    <a:blip r:embed="rId7" cstate="none"/>
+                    <a:blip r:embed="rId10" cstate="none"/>
+                    <a:srcRect/>
+                    <a:stretch>
+                      <a:fillRect/>
+                    </a:stretch>
+                  </pic:blipFill>
+                  <pic:spPr bwMode="auto">
+                    <a:xfrm>
+                      <a:off x="0" y="0"/>
+                      <a:ext cx="1047750" cy="790575"/>
+                    </a:xfrm>
+                    <a:prstGeom prst="rect">
+                      <a:avLst/>
+                    </a:prstGeom>
+                  </pic:spPr>
+                </pic:pic>
+              </a:graphicData>
+            </a:graphic>
+          </wp:inline>
+        </w:drawing>
+      </w:r>
+    </w:p>
+    <w:p>
+      <w:pPr>
+        <w:keepNext/>
+        <w:spacing w:after="120"/>
+      </w:pPr>
+      <w:r>
+        <w:rPr>
+          <w:b/>
+          <w:bCs/>
+        </w:rPr>
+        <w:t xml:space="preserve">Part-to-whole (Parte a todo)</w:t>
+      </w:r>
+      <w:r>
+        <w:t xml:space="preserve"> — A ratio comparing one part to the whole group.</w:t>
+      </w:r>
+    </w:p>
+    <w:p>
+      <w:pPr>
+        <w:keepNext/>
+        <w:spacing w:after="20" w:before="80"/>
+        <w:jc w:val="center"/>
+      </w:pPr>
+      <w:r>
+        <w:drawing>
+          <wp:inline distT="0" distB="0" distL="0" distR="0">
+            <wp:extent cx="1047750" cy="790575"/>
+            <wp:effectExtent t="0" r="0" b="0" l="0"/>
+            <wp:docPr id="1" name="" descr="" title=""/>
+            <wp:cNvGraphicFramePr>
+              <a:graphicFrameLocks xmlns:a="http://schemas.openxmlformats.org/drawingml/2006/main" noChangeAspect="1"/>
+            </wp:cNvGraphicFramePr>
+            <a:graphic xmlns:a="http://schemas.openxmlformats.org/drawingml/2006/main">
+              <a:graphicData uri="http://schemas.openxmlformats.org/drawingml/2006/picture">
+                <pic:pic xmlns:pic="http://schemas.openxmlformats.org/drawingml/2006/picture">
+                  <pic:nvPicPr>
+                    <pic:cNvPr id="0" name="" descr=""/>
+                    <pic:cNvPicPr>
+                      <a:picLocks noChangeAspect="1" noChangeArrowheads="1"/>
+                    </pic:cNvPicPr>
+                  </pic:nvPicPr>
+                  <pic:blipFill>
+                    <a:blip r:embed="rId8" cstate="none"/>
                     <a:srcRect/>
                     <a:stretch>
                       <a:fillRect/>
@@ -1177,7 +1240,7 @@
           <w:b/>
           <w:bCs/>
         </w:rPr>
-        <w:t xml:space="preserve">9. Kitchen Crew: A cooking class has 5 student chefs and 7 student helpers, for 12 students in all. What is the part-to-whole ratio of student chefs to the whole class?</w:t>
+        <w:t xml:space="preserve">9. A class has 5 chefs and 7 helpers (12 total). What is the part-to-whole ratio of chefs to the whole class?</w:t>
       </w:r>
     </w:p>
     <w:p>
@@ -1586,6 +1649,14 @@
       </w:pPr>
       <w:r>
         <w:t xml:space="preserve">     Correct work: Part-to-whole compares the part to the WHOLE (15), not to the other part. There are 6 girls and 15 students total, so the correct ratio is 6:15.</w:t>
+      </w:r>
+    </w:p>
+    <w:p>
+      <w:pPr>
+        <w:spacing w:after="80" w:before="0"/>
+      </w:pPr>
+      <w:r>
+        <w:t xml:space="preserve">     Watch for: The whole is counted correctly: 9 + 6 = 15 students. The mistake is in the ratio itself — it compares the 6 girls to the 9 boys instead of to the whole class. A part-to-whole ratio has to use the total, so girls to the whole class is 6:15.</w:t>
       </w:r>
     </w:p>
     <w:p>

--- a/lessons/3-1/homework.docx
+++ b/lessons/3-1/homework.docx
@@ -480,6 +480,132 @@
       </w:r>
       <w:r>
         <w:t xml:space="preserve"> — Writing a ratio with two dots between the numbers, like 3:2.</w:t>
+      </w:r>
+    </w:p>
+    <w:p>
+      <w:pPr>
+        <w:keepNext/>
+        <w:spacing w:after="20" w:before="80"/>
+        <w:jc w:val="center"/>
+      </w:pPr>
+      <w:r>
+        <w:drawing>
+          <wp:inline distT="0" distB="0" distL="0" distR="0">
+            <wp:extent cx="1047750" cy="790575"/>
+            <wp:effectExtent t="0" r="0" b="0" l="0"/>
+            <wp:docPr id="1" name="" descr="" title=""/>
+            <wp:cNvGraphicFramePr>
+              <a:graphicFrameLocks xmlns:a="http://schemas.openxmlformats.org/drawingml/2006/main" noChangeAspect="1"/>
+            </wp:cNvGraphicFramePr>
+            <a:graphic xmlns:a="http://schemas.openxmlformats.org/drawingml/2006/main">
+              <a:graphicData uri="http://schemas.openxmlformats.org/drawingml/2006/picture">
+                <pic:pic xmlns:pic="http://schemas.openxmlformats.org/drawingml/2006/picture">
+                  <pic:nvPicPr>
+                    <pic:cNvPr id="0" name="" descr=""/>
+                    <pic:cNvPicPr>
+                      <a:picLocks noChangeAspect="1" noChangeArrowheads="1"/>
+                    </pic:cNvPicPr>
+                  </pic:nvPicPr>
+                  <pic:blipFill>
+                    <a:blip r:embed="rId11" cstate="none"/>
+                    <a:srcRect/>
+                    <a:stretch>
+                      <a:fillRect/>
+                    </a:stretch>
+                  </pic:blipFill>
+                  <pic:spPr bwMode="auto">
+                    <a:xfrm>
+                      <a:off x="0" y="0"/>
+                      <a:ext cx="1047750" cy="790575"/>
+                    </a:xfrm>
+                    <a:prstGeom prst="rect">
+                      <a:avLst/>
+                    </a:prstGeom>
+                  </pic:spPr>
+                </pic:pic>
+              </a:graphicData>
+            </a:graphic>
+          </wp:inline>
+        </w:drawing>
+      </w:r>
+    </w:p>
+    <w:p>
+      <w:pPr>
+        <w:keepNext/>
+        <w:spacing w:after="120"/>
+      </w:pPr>
+      <w:r>
+        <w:rPr>
+          <w:b/>
+          <w:bCs/>
+        </w:rPr>
+        <w:t xml:space="preserve">Tape diagram (Diagrama de cintas)</w:t>
+      </w:r>
+      <w:r>
+        <w:t xml:space="preserve"> — A bar cut into equal parts that shows how two amounts in a ratio compare, and how they make up the whole.</w:t>
+      </w:r>
+    </w:p>
+    <w:p>
+      <w:pPr>
+        <w:keepNext/>
+        <w:spacing w:after="20" w:before="80"/>
+        <w:jc w:val="center"/>
+      </w:pPr>
+      <w:r>
+        <w:drawing>
+          <wp:inline distT="0" distB="0" distL="0" distR="0">
+            <wp:extent cx="1047750" cy="790575"/>
+            <wp:effectExtent t="0" r="0" b="0" l="0"/>
+            <wp:docPr id="1" name="" descr="" title=""/>
+            <wp:cNvGraphicFramePr>
+              <a:graphicFrameLocks xmlns:a="http://schemas.openxmlformats.org/drawingml/2006/main" noChangeAspect="1"/>
+            </wp:cNvGraphicFramePr>
+            <a:graphic xmlns:a="http://schemas.openxmlformats.org/drawingml/2006/main">
+              <a:graphicData uri="http://schemas.openxmlformats.org/drawingml/2006/picture">
+                <pic:pic xmlns:pic="http://schemas.openxmlformats.org/drawingml/2006/picture">
+                  <pic:nvPicPr>
+                    <pic:cNvPr id="0" name="" descr=""/>
+                    <pic:cNvPicPr>
+                      <a:picLocks noChangeAspect="1" noChangeArrowheads="1"/>
+                    </pic:cNvPicPr>
+                  </pic:nvPicPr>
+                  <pic:blipFill>
+                    <a:blip r:embed="rId12" cstate="none"/>
+                    <a:srcRect/>
+                    <a:stretch>
+                      <a:fillRect/>
+                    </a:stretch>
+                  </pic:blipFill>
+                  <pic:spPr bwMode="auto">
+                    <a:xfrm>
+                      <a:off x="0" y="0"/>
+                      <a:ext cx="1047750" cy="790575"/>
+                    </a:xfrm>
+                    <a:prstGeom prst="rect">
+                      <a:avLst/>
+                    </a:prstGeom>
+                  </pic:spPr>
+                </pic:pic>
+              </a:graphicData>
+            </a:graphic>
+          </wp:inline>
+        </w:drawing>
+      </w:r>
+    </w:p>
+    <w:p>
+      <w:pPr>
+        <w:keepNext/>
+        <w:spacing w:after="120"/>
+      </w:pPr>
+      <w:r>
+        <w:rPr>
+          <w:b/>
+          <w:bCs/>
+        </w:rPr>
+        <w:t xml:space="preserve">Double number line (Recta numérica doble)</w:t>
+      </w:r>
+      <w:r>
+        <w:t xml:space="preserve"> — Two number lines lined up so matching tick marks show the two quantities in a ratio at the same time.</w:t>
       </w:r>
     </w:p>
     <w:p>
